--- a/carta-reclamo/Carta_Bartek_MOBIS_Adhesion_FIRMADA.docx
+++ b/carta-reclamo/Carta_Bartek_MOBIS_Adhesion_FIRMADA.docx
@@ -133,7 +133,7 @@
         </w:numPr>
       </w:pPr>
       <w:r>
-        <w:t>Respuesta de su Dirección a nuestro pedido, recibida en octubre de 2026.</w:t>
+        <w:t>Correo de su Dirección (acreditacionrm@perucompras.gob.pe) del 16/10/2026, que atiende nuestro reclamo.</w:t>
       </w:r>
     </w:p>
     <w:p>
